--- a/dist/docx/common.docx
+++ b/dist/docx/common.docx
@@ -459,7 +459,7 @@
               <w:t xml:space="preserve"> </w:t>
             </w:r>
             <w:r>
-              <w:t>message means an HVCS instruction sent between participants including:</w:t>
+              <w:t>means an HVCS instruction sent between participants including:</w:t>
             </w:r>
           </w:p>
           <w:p>
@@ -631,7 +631,7 @@
               <w:t xml:space="preserve"> </w:t>
             </w:r>
             <w:r>
-              <w:t>message means the following payment messages used to facilitate the return of an HVCS payment:</w:t>
+              <w:t>means the following payment messages used to facilitate the return of an HVCS payment:</w:t>
             </w:r>
           </w:p>
           <w:p>
@@ -656,7 +656,7 @@
               <w:t xml:space="preserve"> </w:t>
             </w:r>
             <w:r>
-              <w:t>message means messages that are sent through SWIFT including:</w:t>
+              <w:t>means messages that are sent through SWIFT including:</w:t>
             </w:r>
           </w:p>
           <w:p>
@@ -668,17 +668,6 @@
             </w:pPr>
             <w:r>
               <w:t>HVCS instruction;</w:t>
-            </w:r>
-          </w:p>
-          <w:p>
-            <w:pPr>
-              <w:numPr>
-                <w:ilvl w:val="0"/>
-                <w:numId w:val="200"/>
-              </w:numPr>
-            </w:pPr>
-            <w:r>
-              <w:t>HVPS message;</w:t>
             </w:r>
           </w:p>
           <w:p>
@@ -1444,11 +1433,6 @@
                 </w:p>
                 <w:p>
                   <w:r>
-                    <w:t>HVCS_SDCL_AIIN_Creditor_Account_Identification_FormalRule</w:t>
-                  </w:r>
-                </w:p>
-                <w:p>
-                  <w:r>
                     <w:t>HVCS_SDCL_BBAN_Creditor_Account_Identification_FormalRule</w:t>
                   </w:r>
                 </w:p>
@@ -1519,7 +1503,7 @@
                     <w:t xml:space="preserve"> </w:t>
                   </w:r>
                   <w:r>
-                    <w:t>(contains an account number or card number)</w:t>
+                    <w:t>(contains an account number)</w:t>
                   </w:r>
                 </w:p>
               </w:tc>
@@ -1555,7 +1539,7 @@
                 </w:p>
                 <w:p>
                   <w:r>
-                    <w:t>Clause 2.3 of the MX Procedures includes requirements for Bacho format, check digit for PAN etc</w:t>
+                    <w:t>Clause 2.3 of the MX Procedures includes requirements for Bacho format.</w:t>
                   </w:r>
                 </w:p>
                 <w:p>
@@ -1706,7 +1690,7 @@
                     <w:t xml:space="preserve"> </w:t>
                   </w:r>
                   <w:r>
-                    <w:t>(as set out is defined in clause 9.1(2)(a)(iii) of the Rules); and</w:t>
+                    <w:t>(as set out in clause 9.1(2)(a)(iii) of the Rules); and</w:t>
                   </w:r>
                 </w:p>
                 <w:p>
@@ -1776,11 +1760,6 @@
                 </w:p>
                 <w:p>
                   <w:r>
-                    <w:t>HVCS_SDCL_AIIN_Creditor_Account_Identification_FormalRule</w:t>
-                  </w:r>
-                </w:p>
-                <w:p>
-                  <w:r>
                     <w:t>HVCS_SDCL_BBAN_Creditor_Account_Identification_FormalRule</w:t>
                   </w:r>
                 </w:p>
@@ -1816,7 +1795,7 @@
                     <w:t xml:space="preserve"> </w:t>
                   </w:r>
                   <w:r>
-                    <w:t>(as set out is defined in clause 9.1(2)(a)(iii) of the Rules); and</w:t>
+                    <w:t>(as set out in clause 9.1(2)(a)(iii) of the Rules); and</w:t>
                   </w:r>
                 </w:p>
                 <w:p>
@@ -1857,7 +1836,7 @@
                     <w:t xml:space="preserve"> </w:t>
                   </w:r>
                   <w:r>
-                    <w:t>(contains an account number or card number)</w:t>
+                    <w:t>(contains an account number)</w:t>
                   </w:r>
                 </w:p>
               </w:tc>
@@ -1903,11 +1882,6 @@
                 <w:p>
                   <w:r>
                     <w:t>Rules:</w:t>
-                  </w:r>
-                </w:p>
-                <w:p>
-                  <w:r>
-                    <w:t>HVCS_SDCL_AIIN_Creditor_Account_Identification_FormalRule</w:t>
                   </w:r>
                 </w:p>
                 <w:p>
@@ -2274,7 +2248,7 @@
                     </w:numPr>
                   </w:pPr>
                   <w:r>
-                    <w:t>A customer credit transfer message — </w:t>
+                    <w:t>As a customer credit transfer message — </w:t>
                   </w:r>
                   <w:r>
                     <w:t xml:space="preserve"> </w:t>
@@ -2289,7 +2263,7 @@
                     <w:t xml:space="preserve"> </w:t>
                   </w:r>
                   <w:r>
-                    <w:t>(as set out is defined in clause 9.1(2)(a)(iii) of the Rules)</w:t>
+                    <w:t>(as set out in clause 9.1(2)(a)(iii) of the Rules)</w:t>
                   </w:r>
                 </w:p>
               </w:tc>
